--- a/documents/pcca/pCCA_2_Cancer_Roadmap_Questions.docx
+++ b/documents/pcca/pCCA_2_Cancer_Roadmap_Questions.docx
@@ -4428,7 +4428,7 @@
                 <w:i w:val="0"/>
                 <w:sz w:val="19"/>
               </w:rPr>
-              <w:t>Cited by the roadmap for volume–outcome relationships in this operation being observational but consistent; it also confines arterial resection to expert centres and does not recommend routine vascular resection.</w:t>
+              <w:t>Cited at Gate 3 for preferring left-sided hemihepatectomy, not recommending routine vascular resection and confining arterial resection to expert centres; the roadmap's statement that volume–outcome relationships are observational but consistent names no source.</w:t>
             </w:r>
           </w:p>
         </w:tc>
@@ -4476,7 +4476,7 @@
           <w:b w:val="0"/>
           <w:i w:val="0"/>
         </w:rPr>
-        <w:t>Only the Milan consensus is cited, and only for the direction of the volume–outcome relationship; no source supplies a numeric minimum, so the threshold is a governance choice.</w:t>
+        <w:t>No source on the page supplies a numeric minimum, and the roadmap's volume–outcome statement names no source, so the threshold is a governance choice.</w:t>
       </w:r>
     </w:p>
     <w:p>
@@ -5686,7 +5686,7 @@
                 <w:i w:val="0"/>
                 <w:sz w:val="19"/>
               </w:rPr>
-              <w:t>Suggests EUS tissue acquisition for perihilar strictures only when ERCP sampling is insufficient and curative resection is not feasible (conditional, low quality); it makes no recommendation for transplant candidates.</w:t>
+              <w:t>Suggests EUS tissue acquisition for perihilar strictures only when ERCP sampling is insufficient, and provided curative resection is not feasible and/or imaging shows accessible extraluminal disease (conditional, low quality); it makes no recommendation for transplant candidates.</w:t>
             </w:r>
           </w:p>
         </w:tc>
@@ -7434,7 +7434,7 @@
                 <w:color w:val="5A6069"/>
                 <w:sz w:val="18"/>
               </w:rPr>
-              <w:t>Liver directed therapy evidence update · 'NCCN radiation options and source-specific thresholds'; Gate 3 · Reasonable 'After an R1 resection…' (note)</w:t>
+              <w:t>Liver directed therapy evidence update, v16 Word roadmap only (not on the web page) · 'NCCN radiation options and source-specific thresholds'; Gate 3 · Reasonable 'After an R1 resection…' (avoid, note)</w:t>
             </w:r>
           </w:p>
         </w:tc>
@@ -7545,7 +7545,7 @@
                 <w:i w:val="0"/>
                 <w:sz w:val="19"/>
               </w:rPr>
-              <w:t>Single-arm phase II of adjuvant chemotherapy then chemoradiation: 2-year survival 67% after R0 and 60% after R1; held only as quoted by BSG, not as a primary paper.</w:t>
+              <w:t>Single-arm phase II of adjuvant chemotherapy then chemoradiation: 2-year overall survival 67% after R0 and 60% after R1 in 79 patients, without a control arm (primary report PMID 25964250).</w:t>
             </w:r>
           </w:p>
         </w:tc>
@@ -7659,7 +7659,7 @@
           <w:b w:val="0"/>
           <w:i w:val="0"/>
         </w:rPr>
-        <w:t>NCCN and the Milan consensus treat nodal involvement alongside margin status as a reason to consider chemoradiation, whereas BSG restricts it to R1, and the node-positive benefit rests on retrospective meta-analysis.</w:t>
+        <w:t>NCCN places nodal involvement alongside margin status as a trigger for considering chemoradiation, and the Milan consensus, while calling adjuvant radiotherapy unproven, sees any suggested benefit mainly in R1 and N1 disease, whereas BSG restricts it to R1, and the node-positive benefit rests on retrospective meta-analysis.</w:t>
       </w:r>
     </w:p>
     <w:p>
@@ -11210,15 +11210,7 @@
           <w:i w:val="0"/>
           <w:sz w:val="19"/>
         </w:rPr>
-        <w:t>ASCOT</w:t>
-      </w:r>
-      <w:r>
-        <w:rPr>
-          <w:b w:val="0"/>
-          <w:i w:val="0"/>
-          <w:sz w:val="19"/>
-        </w:rPr>
-        <w:t xml:space="preserve"> — Nakachi K, Ikeda M, Konishi M, et al. Adjuvant S-1 compared with observation in resected biliary tract cancer (JCOG1202, ASCOT): a multicentre, open-label, randomised, controlled, phase 3 trial. Lancet. 2023;401(10372):195-203. doi:10.1016/S0140-6736(22)02038-4. PMID:36681415.</w:t>
+        <w:t>ASCO BTC living guideline 2026.1.0</w:t>
       </w:r>
       <w:r>
         <w:rPr>
@@ -11249,7 +11241,7 @@
           <w:i w:val="0"/>
           <w:sz w:val="19"/>
         </w:rPr>
-        <w:t>ASGE 2023</w:t>
+        <w:t>ASCOT</w:t>
       </w:r>
       <w:r>
         <w:rPr>
@@ -11257,7 +11249,7 @@
           <w:i w:val="0"/>
           <w:sz w:val="19"/>
         </w:rPr>
-        <w:t xml:space="preserve"> — Fujii-Lau LL, Thosani NC, Al-Haddad M, et al. American Society for Gastrointestinal Endoscopy guideline on the role of endoscopy in the diagnosis of malignancy in biliary strictures of undetermined etiology: summary and recommendations. Gastrointest Endosc. 2023;98(5):685-693. PMID:37307900.</w:t>
+        <w:t xml:space="preserve"> — Nakachi K, Ikeda M, Konishi M, et al. Adjuvant S-1 compared with observation in resected biliary tract cancer (JCOG1202, ASCOT): a multicentre, open-label, randomised, controlled, phase 3 trial. Lancet. 2023;401(10372):195-203. doi:10.1016/S0140-6736(22)02038-4. PMID:36681415.</w:t>
       </w:r>
       <w:r>
         <w:rPr>
@@ -11288,7 +11280,7 @@
           <w:i w:val="0"/>
           <w:sz w:val="19"/>
         </w:rPr>
-        <w:t>ASGE hilar</w:t>
+        <w:t>ASGE 2023</w:t>
       </w:r>
       <w:r>
         <w:rPr>
@@ -11296,7 +11288,7 @@
           <w:i w:val="0"/>
           <w:sz w:val="19"/>
         </w:rPr>
-        <w:t xml:space="preserve"> — Qumseya BJ, Jamil LH, Elmunzer BJ, et al. ASGE guideline on the role of endoscopy in the management of malignant hilar obstruction. Gastrointest Endosc. 2021;94(2):222-234.e22. doi:10.1016/j.gie.2021.05.011. PMID:34023067.</w:t>
+        <w:t xml:space="preserve"> — Fujii-Lau LL, Thosani NC, Al-Haddad M, et al. American Society for Gastrointestinal Endoscopy guideline on the role of endoscopy in the diagnosis of malignancy in biliary strictures of undetermined etiology: summary and recommendations. Gastrointest Endosc. 2023;98(5):685-693. PMID:37307900.</w:t>
       </w:r>
       <w:r>
         <w:rPr>
@@ -11327,7 +11319,7 @@
           <w:i w:val="0"/>
           <w:sz w:val="19"/>
         </w:rPr>
-        <w:t>Asia-Pacific 2024</w:t>
+        <w:t>ASGE hilar</w:t>
       </w:r>
       <w:r>
         <w:rPr>
@@ -11335,7 +11327,7 @@
           <w:i w:val="0"/>
           <w:sz w:val="19"/>
         </w:rPr>
-        <w:t xml:space="preserve"> — Angsuwatcharakon P, Kulpatcharapong S, Chuncharunee A, et al. The updated Asia-Pacific consensus statement on the role of endoscopic management in malignant hilar biliary obstruction. Endosc Int Open. 2024;12(9):E1065-E1074. doi:10.1055/a-2366-7302. PMID:39285860.</w:t>
+        <w:t xml:space="preserve"> — Qumseya BJ, Jamil LH, Elmunzer BJ, et al. ASGE guideline on the role of endoscopy in the management of malignant hilar obstruction. Gastrointest Endosc. 2021;94(2):222-234.e22. doi:10.1016/j.gie.2021.05.011. PMID:34023067.</w:t>
       </w:r>
       <w:r>
         <w:rPr>
@@ -11366,7 +11358,7 @@
           <w:i w:val="0"/>
           <w:sz w:val="19"/>
         </w:rPr>
-        <w:t>Bardhi 2025</w:t>
+        <w:t>Asia-Pacific 2024</w:t>
       </w:r>
       <w:r>
         <w:rPr>
@@ -11374,7 +11366,7 @@
           <w:i w:val="0"/>
           <w:sz w:val="19"/>
         </w:rPr>
-        <w:t xml:space="preserve"> — Bardhi O, Jones A, Ellis D, et al. Next-generation sequencing improves the detection of malignant biliary strictures and changes management. Gastrointest Endosc. 2025;102(1):56-63.e1. doi:10.1016/j.gie.2024.12.024. PMID:39716538.</w:t>
+        <w:t xml:space="preserve"> — Angsuwatcharakon P, Kulpatcharapong S, Chuncharunee A, et al. The updated Asia-Pacific consensus statement on the role of endoscopic management in malignant hilar biliary obstruction. Endosc Int Open. 2024;12(9):E1065-E1074. doi:10.1055/a-2366-7302. PMID:39285860.</w:t>
       </w:r>
       <w:r>
         <w:rPr>
@@ -11405,7 +11397,7 @@
           <w:i w:val="0"/>
           <w:sz w:val="19"/>
         </w:rPr>
-        <w:t>BCAT</w:t>
+        <w:t>Bardhi 2025</w:t>
       </w:r>
       <w:r>
         <w:rPr>
@@ -11413,7 +11405,7 @@
           <w:i w:val="0"/>
           <w:sz w:val="19"/>
         </w:rPr>
-        <w:t xml:space="preserve"> — Ebata T, Hirano S, Konishi M, et al. Randomized clinical trial of adjuvant gemcitabine chemotherapy versus observation in resected bile duct cancer. Br J Surg. 2018;105(3):192-202. doi:10.1002/bjs.10776. PMID:29405274.</w:t>
+        <w:t xml:space="preserve"> — Bardhi O, Jones A, Ellis D, et al. Next-generation sequencing improves the detection of malignant biliary strictures and changes management. Gastrointest Endosc. 2025;102(1):56-63.e1. doi:10.1016/j.gie.2024.12.024. PMID:39716538.</w:t>
       </w:r>
       <w:r>
         <w:rPr>
@@ -11444,7 +11436,7 @@
           <w:i w:val="0"/>
           <w:sz w:val="19"/>
         </w:rPr>
-        <w:t>BILCAP</w:t>
+        <w:t>BCAT</w:t>
       </w:r>
       <w:r>
         <w:rPr>
@@ -11452,7 +11444,7 @@
           <w:i w:val="0"/>
           <w:sz w:val="19"/>
         </w:rPr>
-        <w:t xml:space="preserve"> — Primrose JN, Fox RP, Palmer DH, et al. Capecitabine compared with observation in resected biliary tract cancer (BILCAP): a randomised, controlled, multicentre, phase 3 study. Lancet Oncol. 2019;20(5):663-673. doi:10.1016/S1470-2045(18)30915-X. PMID:30922733.</w:t>
+        <w:t xml:space="preserve"> — Ebata T, Hirano S, Konishi M, et al. Randomized clinical trial of adjuvant gemcitabine chemotherapy versus observation in resected bile duct cancer. Br J Surg. 2018;105(3):192-202. doi:10.1002/bjs.10776. PMID:29405274.</w:t>
       </w:r>
       <w:r>
         <w:rPr>
@@ -11483,7 +11475,7 @@
           <w:i w:val="0"/>
           <w:sz w:val="19"/>
         </w:rPr>
-        <w:t>BiliSeq multi-institutional</w:t>
+        <w:t>BILCAP</w:t>
       </w:r>
       <w:r>
         <w:rPr>
@@ -11491,7 +11483,7 @@
           <w:i w:val="0"/>
           <w:sz w:val="19"/>
         </w:rPr>
-        <w:t xml:space="preserve"> — Das R, Kleinberger J, Sawas T, et al. DNA/RNA-based next-generation sequencing improves the early diagnosis and management of neoplastic bile duct strictures: a 6-year, prospective, multi-institutional, real-time study. Gastroenterology. 2026;171(2):325-341. doi:10.1053/j.gastro.2026.02.040. PMID:41905432.</w:t>
+        <w:t xml:space="preserve"> — Primrose JN, Fox RP, Palmer DH, et al. Capecitabine compared with observation in resected biliary tract cancer (BILCAP): a randomised, controlled, multicentre, phase 3 study. Lancet Oncol. 2019;20(5):663-673. doi:10.1016/S1470-2045(18)30915-X. PMID:30922733.</w:t>
       </w:r>
       <w:r>
         <w:rPr>
@@ -11522,7 +11514,7 @@
           <w:i w:val="0"/>
           <w:sz w:val="19"/>
         </w:rPr>
-        <w:t>BiliSeq validation</w:t>
+        <w:t>BiliSeq multi-institutional</w:t>
       </w:r>
       <w:r>
         <w:rPr>
@@ -11530,7 +11522,7 @@
           <w:i w:val="0"/>
           <w:sz w:val="19"/>
         </w:rPr>
-        <w:t xml:space="preserve"> — Singhi AD, Nikiforova MN, Chennat J, et al. Integrating next-generation sequencing to endoscopic retrograde cholangiopancreatography (ERCP)-obtained biliary specimens improves the detection and management of patients with malignant bile duct strictures. Gut. 2020;69(1):52-61. doi:10.1136/gutjnl-2018-317817. PMID:30971436.</w:t>
+        <w:t xml:space="preserve"> — Das R, Kleinberger J, Sawas T, et al. DNA/RNA-based next-generation sequencing improves the early diagnosis and management of neoplastic bile duct strictures: a 6-year, prospective, multi-institutional, real-time study. Gastroenterology. 2026;171(2):325-341. doi:10.1053/j.gastro.2026.02.040. PMID:41905432.</w:t>
       </w:r>
       <w:r>
         <w:rPr>
@@ -11561,7 +11553,7 @@
           <w:i w:val="0"/>
           <w:sz w:val="19"/>
         </w:rPr>
-        <w:t>BSG 2023</w:t>
+        <w:t>BiliSeq validation</w:t>
       </w:r>
       <w:r>
         <w:rPr>
@@ -11569,7 +11561,7 @@
           <w:i w:val="0"/>
           <w:sz w:val="19"/>
         </w:rPr>
-        <w:t xml:space="preserve"> — Rushbrook SM, Kendall TJ, Zen Y, et al. British Society of Gastroenterology guidelines for the diagnosis and management of cholangiocarcinoma. Gut. 2023;73(1):16-46. doi:10.1136/gutjnl-2023-330029. PMID:37770126.</w:t>
+        <w:t xml:space="preserve"> — Singhi AD, Nikiforova MN, Chennat J, et al. Integrating next-generation sequencing to endoscopic retrograde cholangiopancreatography (ERCP)-obtained biliary specimens improves the detection and management of patients with malignant bile duct strictures. Gut. 2020;69(1):52-61. doi:10.1136/gutjnl-2018-317817. PMID:30971436.</w:t>
       </w:r>
       <w:r>
         <w:rPr>
@@ -11600,7 +11592,7 @@
           <w:i w:val="0"/>
           <w:sz w:val="19"/>
         </w:rPr>
-        <w:t>de Vries 2020</w:t>
+        <w:t>BSG 2023</w:t>
       </w:r>
       <w:r>
         <w:rPr>
@@ -11608,7 +11600,7 @@
           <w:i w:val="0"/>
           <w:sz w:val="19"/>
         </w:rPr>
-        <w:t xml:space="preserve"> — de Vries AB, van der Heide F, Ter Steege RWF, et al. Limited diagnostic accuracy and clinical impact of single-operator peroral cholangioscopy for indeterminate biliary strictures. Endoscopy. 2020;52(2):107-114. doi:10.1055/a-1061-7067. PMID:31858509.</w:t>
+        <w:t xml:space="preserve"> — Rushbrook SM, Kendall TJ, Zen Y, et al. British Society of Gastroenterology guidelines for the diagnosis and management of cholangiocarcinoma. Gut. 2023;73(1):16-46. doi:10.1136/gutjnl-2023-330029. PMID:37770126.</w:t>
       </w:r>
       <w:r>
         <w:rPr>
@@ -11639,7 +11631,7 @@
           <w:i w:val="0"/>
           <w:sz w:val="19"/>
         </w:rPr>
-        <w:t>DRAINAGE</w:t>
+        <w:t>de Vries 2020</w:t>
       </w:r>
       <w:r>
         <w:rPr>
@@ -11647,7 +11639,7 @@
           <w:i w:val="0"/>
           <w:sz w:val="19"/>
         </w:rPr>
-        <w:t xml:space="preserve"> — Coelen RJS, Roos E, Wiggers JK, et al. Endoscopic versus percutaneous biliary drainage in patients with resectable perihilar cholangiocarcinoma: a multicentre, randomised controlled trial. Lancet Gastroenterol Hepatol. 2018;3(10):681-690. doi:10.1016/S2468-1253(18)30234-6. PMID:30122355.</w:t>
+        <w:t xml:space="preserve"> — de Vries AB, van der Heide F, Ter Steege RWF, et al. Limited diagnostic accuracy and clinical impact of single-operator peroral cholangioscopy for indeterminate biliary strictures. Endoscopy. 2020;52(2):107-114. doi:10.1055/a-1061-7067. PMID:31858509.</w:t>
       </w:r>
       <w:r>
         <w:rPr>
@@ -11678,7 +11670,7 @@
           <w:i w:val="0"/>
           <w:sz w:val="19"/>
         </w:rPr>
-        <w:t>ESGE 2025</w:t>
+        <w:t>DRAINAGE</w:t>
       </w:r>
       <w:r>
         <w:rPr>
@@ -11686,7 +11678,7 @@
           <w:i w:val="0"/>
           <w:sz w:val="19"/>
         </w:rPr>
-        <w:t xml:space="preserve"> — Facciorusso A, Crinò SF, Gkolfakis P, et al. Diagnostic work-up of bile duct strictures: European Society of Gastrointestinal Endoscopy (ESGE) Guideline. Endoscopy. 2025;57:166-185. doi:10.1055/a-2481-7048. PMID:39689874.</w:t>
+        <w:t xml:space="preserve"> — Coelen RJS, Roos E, Wiggers JK, et al. Endoscopic versus percutaneous biliary drainage in patients with resectable perihilar cholangiocarcinoma: a multicentre, randomised controlled trial. Lancet Gastroenterol Hepatol. 2018;3(10):681-690. doi:10.1016/S2468-1253(18)30234-6. PMID:30122355.</w:t>
       </w:r>
       <w:r>
         <w:rPr>
@@ -11717,7 +11709,7 @@
           <w:i w:val="0"/>
           <w:sz w:val="19"/>
         </w:rPr>
-        <w:t>ESGE 2026</w:t>
+        <w:t>ESGE 2025</w:t>
       </w:r>
       <w:r>
         <w:rPr>
@@ -11725,7 +11717,7 @@
           <w:i w:val="0"/>
           <w:sz w:val="19"/>
         </w:rPr>
-        <w:t xml:space="preserve"> — Lemmers A, et al. Biliary stricture management: European Society of Gastrointestinal Endoscopy (ESGE) Guideline. Endoscopy. 2026. PMID:42692059.</w:t>
+        <w:t xml:space="preserve"> — Facciorusso A, Crinò SF, Gkolfakis P, et al. Diagnostic work-up of bile duct strictures: European Society of Gastrointestinal Endoscopy (ESGE) Guideline. Endoscopy. 2025;57:166-185. doi:10.1055/a-2481-7048. PMID:39689874.</w:t>
       </w:r>
       <w:r>
         <w:rPr>
@@ -11756,7 +11748,7 @@
           <w:i w:val="0"/>
           <w:sz w:val="19"/>
         </w:rPr>
-        <w:t>ESMO 2024 interim</w:t>
+        <w:t>ESGE 2026</w:t>
       </w:r>
       <w:r>
         <w:rPr>
@@ -11764,7 +11756,7 @@
           <w:i w:val="0"/>
           <w:sz w:val="19"/>
         </w:rPr>
-        <w:t xml:space="preserve"> — Vogel A, Ducreux M. ESMO Clinical Practice Guideline interim update on the management of biliary tract cancer. ESMO Open. 2025;10(1):104003. doi:10.1016/j.esmoop.2024.104003. PMID:39864891.</w:t>
+        <w:t xml:space="preserve"> — Lemmers A, et al. Biliary stricture management: European Society of Gastrointestinal Endoscopy (ESGE) Guideline. Endoscopy. 2026. PMID:42692059.</w:t>
       </w:r>
       <w:r>
         <w:rPr>
@@ -11795,7 +11787,7 @@
           <w:i w:val="0"/>
           <w:sz w:val="19"/>
         </w:rPr>
-        <w:t>FISH meta-analysis</w:t>
+        <w:t>ESMO 2024 interim</w:t>
       </w:r>
       <w:r>
         <w:rPr>
@@ -11803,7 +11795,7 @@
           <w:i w:val="0"/>
           <w:sz w:val="19"/>
         </w:rPr>
-        <w:t xml:space="preserve"> — Navaneethan U, Njei B, Venkatesh PG, Vargo JJ, Parsi MA. Fluorescence in situ hybridization for diagnosis of cholangiocarcinoma in primary sclerosing cholangitis: a systematic review and meta-analysis. Gastrointest Endosc. 2014;79(6):943-950.e3. doi:10.1016/j.gie.2013.11.001. PMID:24360654.</w:t>
+        <w:t xml:space="preserve"> — Vogel A, Ducreux M. ESMO Clinical Practice Guideline interim update on the management of biliary tract cancer. ESMO Open. 2025;10(1):104003. doi:10.1016/j.esmoop.2024.104003. PMID:39864891.</w:t>
       </w:r>
       <w:r>
         <w:rPr>
@@ -11834,7 +11826,7 @@
           <w:i w:val="0"/>
           <w:sz w:val="19"/>
         </w:rPr>
-        <w:t>Heimbach 2011</w:t>
+        <w:t>FISH meta-analysis</w:t>
       </w:r>
       <w:r>
         <w:rPr>
@@ -11842,7 +11834,7 @@
           <w:i w:val="0"/>
           <w:sz w:val="19"/>
         </w:rPr>
-        <w:t xml:space="preserve"> — Heimbach JK, Sanchez W, Rosen CB, et al. Trans-peritoneal fine needle aspiration biopsy of hilar cholangiocarcinoma is associated with disease dissemination. HPB (Oxford). 2011;13(5):356-60. doi:10.1111/j.1477-2574.2011.00298.x. PMID:21492336.</w:t>
+        <w:t xml:space="preserve"> — Navaneethan U, Njei B, Venkatesh PG, Vargo JJ, Parsi MA. Fluorescence in situ hybridization for diagnosis of cholangiocarcinoma in primary sclerosing cholangitis: a systematic review and meta-analysis. Gastrointest Endosc. 2014;79(6):943-950.e3. doi:10.1016/j.gie.2013.11.001. PMID:24360654.</w:t>
       </w:r>
       <w:r>
         <w:rPr>
@@ -11873,7 +11865,7 @@
           <w:i w:val="0"/>
           <w:sz w:val="19"/>
         </w:rPr>
-        <w:t>KEYNOTE-966</w:t>
+        <w:t>Heimbach 2011</w:t>
       </w:r>
       <w:r>
         <w:rPr>
@@ -11881,7 +11873,7 @@
           <w:i w:val="0"/>
           <w:sz w:val="19"/>
         </w:rPr>
-        <w:t xml:space="preserve"> — Kelley RK, Ueno M, Yoo C, et al. Pembrolizumab in combination with gemcitabine and cisplatin compared with gemcitabine and cisplatin alone for patients with advanced biliary tract cancer (KEYNOTE-966): a randomised, double-blind, placebo-controlled, phase 3 trial. Lancet. 2023;401(10391):1853-1865. doi:10.1016/S0140-6736(23)00727-4. PMID:37075781.</w:t>
+        <w:t xml:space="preserve"> — Heimbach JK, Sanchez W, Rosen CB, et al. Trans-peritoneal fine needle aspiration biopsy of hilar cholangiocarcinoma is associated with disease dissemination. HPB (Oxford). 2011;13(5):356-60. doi:10.1111/j.1477-2574.2011.00298.x. PMID:21492336.</w:t>
       </w:r>
       <w:r>
         <w:rPr>
@@ -11912,7 +11904,15 @@
           <w:i w:val="0"/>
           <w:sz w:val="19"/>
         </w:rPr>
-        <w:t>Kuriyama 2026 · NAC by nodal status</w:t>
+        <w:t>KEYNOTE-966</w:t>
+      </w:r>
+      <w:r>
+        <w:rPr>
+          <w:b w:val="0"/>
+          <w:i w:val="0"/>
+          <w:sz w:val="19"/>
+        </w:rPr>
+        <w:t xml:space="preserve"> — Kelley RK, Ueno M, Yoo C, et al. Pembrolizumab in combination with gemcitabine and cisplatin compared with gemcitabine and cisplatin alone for patients with advanced biliary tract cancer (KEYNOTE-966): a randomised, double-blind, placebo-controlled, phase 3 trial. Lancet. 2023;401(10391):1853-1865. doi:10.1016/S0140-6736(23)00727-4. PMID:37075781.</w:t>
       </w:r>
       <w:r>
         <w:rPr>
@@ -11932,15 +11932,46 @@
           <w:t xml:space="preserve">PubMed</w:t>
         </w:r>
       </w:hyperlink>
-      <w:r>
-        <w:rPr>
-          <w:b w:val="0"/>
+    </w:p>
+    <w:p>
+      <w:pPr>
+        <w:spacing w:after="60"/>
+      </w:pPr>
+      <w:r>
+        <w:rPr>
+          <w:b/>
           <w:i w:val="0"/>
           <w:sz w:val="19"/>
         </w:rPr>
+        <w:t>Kuriyama 2026 · NAC by nodal status</w:t>
+      </w:r>
+      <w:r>
+        <w:rPr>
+          <w:b w:val="0"/>
+          <w:i w:val="0"/>
+          <w:sz w:val="19"/>
+        </w:rPr>
+        <w:t xml:space="preserve">  </w:t>
+      </w:r>
+      <w:hyperlink r:id="rId52">
+        <w:r>
+          <w:rPr>
+            <w:color w:val="0563C1"/>
+            <w:u w:val="single"/>
+            <w:sz w:val="19"/>
+          </w:rPr>
+          <w:t xml:space="preserve">PubMed</w:t>
+        </w:r>
+      </w:hyperlink>
+      <w:r>
+        <w:rPr>
+          <w:b w:val="0"/>
+          <w:i w:val="0"/>
+          <w:sz w:val="19"/>
+        </w:rPr>
         <w:t xml:space="preserve"> · </w:t>
       </w:r>
-      <w:hyperlink r:id="rId52">
+      <w:hyperlink r:id="rId53">
         <w:r>
           <w:rPr>
             <w:color w:val="0563C1"/>
@@ -11958,7 +11989,7 @@
         </w:rPr>
         <w:t xml:space="preserve"> · </w:t>
       </w:r>
-      <w:hyperlink r:id="rId53">
+      <w:hyperlink r:id="rId54">
         <w:r>
           <w:rPr>
             <w:color w:val="0563C1"/>
@@ -11976,7 +12007,7 @@
         </w:rPr>
         <w:t xml:space="preserve"> · </w:t>
       </w:r>
-      <w:hyperlink r:id="rId54">
+      <w:hyperlink r:id="rId55">
         <w:r>
           <w:rPr>
             <w:color w:val="0563C1"/>
@@ -12006,37 +12037,6 @@
           <w:sz w:val="19"/>
         </w:rPr>
         <w:t xml:space="preserve"> — Pfister D, et al. Recommendations on Perihilar Cholangiocarcinoma. The Milan Jury-Based Consensus. Ann Surg. 2025 (published ahead of print 6 June 2025). doi:10.1097/SLA.0000000000006773. PMID:40478744.</w:t>
-      </w:r>
-      <w:r>
-        <w:rPr>
-          <w:b w:val="0"/>
-          <w:i w:val="0"/>
-          <w:sz w:val="19"/>
-        </w:rPr>
-        <w:t xml:space="preserve">  </w:t>
-      </w:r>
-      <w:hyperlink r:id="rId55">
-        <w:r>
-          <w:rPr>
-            <w:color w:val="0563C1"/>
-            <w:u w:val="single"/>
-            <w:sz w:val="19"/>
-          </w:rPr>
-          <w:t xml:space="preserve">PubMed</w:t>
-        </w:r>
-      </w:hyperlink>
-    </w:p>
-    <w:p>
-      <w:pPr>
-        <w:spacing w:after="60"/>
-      </w:pPr>
-      <w:r>
-        <w:rPr>
-          <w:b/>
-          <w:i w:val="0"/>
-          <w:sz w:val="19"/>
-        </w:rPr>
-        <w:t>Murakami 2025 · conversion surgery for BTC</w:t>
       </w:r>
       <w:r>
         <w:rPr>
@@ -12056,15 +12056,46 @@
           <w:t xml:space="preserve">PubMed</w:t>
         </w:r>
       </w:hyperlink>
-      <w:r>
-        <w:rPr>
-          <w:b w:val="0"/>
+    </w:p>
+    <w:p>
+      <w:pPr>
+        <w:spacing w:after="60"/>
+      </w:pPr>
+      <w:r>
+        <w:rPr>
+          <w:b/>
           <w:i w:val="0"/>
           <w:sz w:val="19"/>
         </w:rPr>
+        <w:t>Murakami 2025 · conversion surgery for BTC</w:t>
+      </w:r>
+      <w:r>
+        <w:rPr>
+          <w:b w:val="0"/>
+          <w:i w:val="0"/>
+          <w:sz w:val="19"/>
+        </w:rPr>
+        <w:t xml:space="preserve">  </w:t>
+      </w:r>
+      <w:hyperlink r:id="rId57">
+        <w:r>
+          <w:rPr>
+            <w:color w:val="0563C1"/>
+            <w:u w:val="single"/>
+            <w:sz w:val="19"/>
+          </w:rPr>
+          <w:t xml:space="preserve">PubMed</w:t>
+        </w:r>
+      </w:hyperlink>
+      <w:r>
+        <w:rPr>
+          <w:b w:val="0"/>
+          <w:i w:val="0"/>
+          <w:sz w:val="19"/>
+        </w:rPr>
         <w:t xml:space="preserve"> · </w:t>
       </w:r>
-      <w:hyperlink r:id="rId57">
+      <w:hyperlink r:id="rId58">
         <w:r>
           <w:rPr>
             <w:color w:val="0563C1"/>
@@ -12082,7 +12113,7 @@
         </w:rPr>
         <w:t xml:space="preserve"> · </w:t>
       </w:r>
-      <w:hyperlink r:id="rId58">
+      <w:hyperlink r:id="rId59">
         <w:r>
           <w:rPr>
             <w:color w:val="0563C1"/>
@@ -12100,7 +12131,7 @@
         </w:rPr>
         <w:t xml:space="preserve"> · </w:t>
       </w:r>
-      <w:hyperlink r:id="rId59">
+      <w:hyperlink r:id="rId60">
         <w:r>
           <w:rPr>
             <w:color w:val="0563C1"/>
@@ -12139,7 +12170,7 @@
         </w:rPr>
         <w:t xml:space="preserve">  </w:t>
       </w:r>
-      <w:hyperlink r:id="rId60">
+      <w:hyperlink r:id="rId61">
         <w:r>
           <w:rPr>
             <w:color w:val="0563C1"/>
@@ -12170,7 +12201,7 @@
         </w:rPr>
         <w:t xml:space="preserve">  </w:t>
       </w:r>
-      <w:hyperlink r:id="rId61">
+      <w:hyperlink r:id="rId62">
         <w:r>
           <w:rPr>
             <w:color w:val="0563C1"/>
@@ -12188,7 +12219,7 @@
         </w:rPr>
         <w:t xml:space="preserve"> · </w:t>
       </w:r>
-      <w:hyperlink r:id="rId62">
+      <w:hyperlink r:id="rId63">
         <w:r>
           <w:rPr>
             <w:color w:val="0563C1"/>
@@ -12206,7 +12237,7 @@
         </w:rPr>
         <w:t xml:space="preserve"> · </w:t>
       </w:r>
-      <w:hyperlink r:id="rId63">
+      <w:hyperlink r:id="rId64">
         <w:r>
           <w:rPr>
             <w:color w:val="0563C1"/>
@@ -12245,7 +12276,7 @@
         </w:rPr>
         <w:t xml:space="preserve">  </w:t>
       </w:r>
-      <w:hyperlink r:id="rId64">
+      <w:hyperlink r:id="rId65">
         <w:r>
           <w:rPr>
             <w:color w:val="0563C1"/>
@@ -12275,58 +12306,6 @@
           <w:sz w:val="19"/>
         </w:rPr>
         <w:t xml:space="preserve"> — Rea DJ, Heimbach JK, Rosen CB, et al. Liver transplantation with neoadjuvant chemoradiation is more effective than resection for hilar cholangiocarcinoma. Ann Surg. 2005;242(3):451-8; discussion 458-61. doi:10.1097/01.sla.0000179678.13285.fa. PMID:16135931.</w:t>
-      </w:r>
-      <w:r>
-        <w:rPr>
-          <w:b w:val="0"/>
-          <w:i w:val="0"/>
-          <w:sz w:val="19"/>
-        </w:rPr>
-        <w:t xml:space="preserve">  </w:t>
-      </w:r>
-      <w:hyperlink r:id="rId65">
-        <w:r>
-          <w:rPr>
-            <w:color w:val="0563C1"/>
-            <w:u w:val="single"/>
-            <w:sz w:val="19"/>
-          </w:rPr>
-          <w:t xml:space="preserve">PubMed</w:t>
-        </w:r>
-      </w:hyperlink>
-    </w:p>
-    <w:p>
-      <w:pPr>
-        <w:spacing w:after="60"/>
-      </w:pPr>
-      <w:r>
-        <w:rPr>
-          <w:b/>
-          <w:i w:val="0"/>
-          <w:sz w:val="19"/>
-        </w:rPr>
-        <w:t>SWOG S0809</w:t>
-      </w:r>
-      <w:r>
-        <w:rPr>
-          <w:b w:val="0"/>
-          <w:i w:val="0"/>
-          <w:sz w:val="19"/>
-        </w:rPr>
-        <w:t xml:space="preserve"> — Single-arm phase II trial of adjuvant capecitabine and gemcitabine followed by chemoradiation in extrahepatic cholangiocarcinoma and gallbladder cancer; 2-year survival 67% after R0 and 60% after R1 resection, as cited by BSG 2023 in support of its R1 chemoradiation recommendation.</w:t>
-      </w:r>
-    </w:p>
-    <w:p>
-      <w:pPr>
-        <w:spacing w:after="60"/>
-      </w:pPr>
-      <w:r>
-        <w:rPr>
-          <w:b/>
-          <w:i w:val="0"/>
-          <w:sz w:val="19"/>
-        </w:rPr>
-        <w:t>Takenouchi 2026 · para-aortic nodes</w:t>
       </w:r>
       <w:r>
         <w:rPr>
@@ -12346,15 +12325,67 @@
           <w:t xml:space="preserve">PubMed</w:t>
         </w:r>
       </w:hyperlink>
-      <w:r>
-        <w:rPr>
-          <w:b w:val="0"/>
+    </w:p>
+    <w:p>
+      <w:pPr>
+        <w:spacing w:after="60"/>
+      </w:pPr>
+      <w:r>
+        <w:rPr>
+          <w:b/>
           <w:i w:val="0"/>
           <w:sz w:val="19"/>
         </w:rPr>
+        <w:t>SWOG S0809</w:t>
+      </w:r>
+      <w:r>
+        <w:rPr>
+          <w:b w:val="0"/>
+          <w:i w:val="0"/>
+          <w:sz w:val="19"/>
+        </w:rPr>
+        <w:t xml:space="preserve"> — Ben-Josef E, et al. J Clin Oncol 2015 (PMID 25964250). Single-arm phase II trial of adjuvant capecitabine and gemcitabine followed by chemoradiation in extrahepatic cholangiocarcinoma and gallbladder cancer (n=79); 2-year overall survival 67% after R0 and 60% after R1 resection, cited by BSG 2023 in support of its R1 chemoradiation recommendation.</w:t>
+      </w:r>
+    </w:p>
+    <w:p>
+      <w:pPr>
+        <w:spacing w:after="60"/>
+      </w:pPr>
+      <w:r>
+        <w:rPr>
+          <w:b/>
+          <w:i w:val="0"/>
+          <w:sz w:val="19"/>
+        </w:rPr>
+        <w:t>Takenouchi 2026 · para-aortic nodes</w:t>
+      </w:r>
+      <w:r>
+        <w:rPr>
+          <w:b w:val="0"/>
+          <w:i w:val="0"/>
+          <w:sz w:val="19"/>
+        </w:rPr>
+        <w:t xml:space="preserve">  </w:t>
+      </w:r>
+      <w:hyperlink r:id="rId67">
+        <w:r>
+          <w:rPr>
+            <w:color w:val="0563C1"/>
+            <w:u w:val="single"/>
+            <w:sz w:val="19"/>
+          </w:rPr>
+          <w:t xml:space="preserve">PubMed</w:t>
+        </w:r>
+      </w:hyperlink>
+      <w:r>
+        <w:rPr>
+          <w:b w:val="0"/>
+          <w:i w:val="0"/>
+          <w:sz w:val="19"/>
+        </w:rPr>
         <w:t xml:space="preserve"> · </w:t>
       </w:r>
-      <w:hyperlink r:id="rId67">
+      <w:hyperlink r:id="rId68">
         <w:r>
           <w:rPr>
             <w:color w:val="0563C1"/>
@@ -12372,7 +12403,7 @@
         </w:rPr>
         <w:t xml:space="preserve"> · </w:t>
       </w:r>
-      <w:hyperlink r:id="rId68">
+      <w:hyperlink r:id="rId69">
         <w:r>
           <w:rPr>
             <w:color w:val="0563C1"/>
@@ -12411,7 +12442,7 @@
         </w:rPr>
         <w:t xml:space="preserve">  </w:t>
       </w:r>
-      <w:hyperlink r:id="rId69">
+      <w:hyperlink r:id="rId70">
         <w:r>
           <w:rPr>
             <w:color w:val="0563C1"/>
